--- a/styles/word/neu-journal/reference-xml.docx
+++ b/styles/word/neu-journal/reference-xml.docx
@@ -7197,7 +7197,7 @@
     <w:pPr>
       <w:widowControl w:val="0"/>
       <w:jc w:val="both"/>
-      <w:ind w:firstLineChars="200" w:firstLine="0" w:left="0" w:right="0"/>
+      <w:ind w:firstLineChars="0" w:firstLine="0" w:left="0" w:right="0"/>
     </w:pPr>
     <w:rPr>
       <w:lang w:val="en-US" w:eastAsia="zh-CN" w:bidi="ar-SA"/>
@@ -7795,6 +7795,7 @@
       <w:snapToGrid w:val="0"/>
       <w:spacing w:line="312" w:lineRule="atLeast"/>
       <w:jc w:val="center"/>
+      <w:keepNext w:val="1"/>
     </w:pPr>
     <w:rPr>
       <w:lang w:val="en-US" w:eastAsia="zh-CN" w:bidi="ar-SA"/>
